--- a/deliverables/3-详细设计说明书.docx
+++ b/deliverables/3-详细设计说明书.docx
@@ -1053,7 +1053,7 @@
                 <w:rFonts w:ascii="微软雅黑" w:eastAsia="微软雅黑" w:hAnsi="微软雅黑" w:cs="微软雅黑"/>
                 <w:sz w:val="18"/>
               </w:rPr>
-              <w:t>H2 2.3.232；MySQL Connector/J 9.1.0；MySQL 8.4</w:t>
+              <w:t>MySQL Connector/J 9.1.0；MySQL 8.4</w:t>
             </w:r>
           </w:p>
         </w:tc>
